--- a/patent-drafts/漂浮方舟_交底书_时变余光限制装置.docx
+++ b/patent-drafts/漂浮方舟_交底书_时变余光限制装置.docx
@@ -11,7 +11,7 @@
           <w:rFonts w:ascii="微软雅黑" w:hAnsi="微软雅黑" w:eastAsia="微软雅黑"/>
           <w:b w:val="0"/>
         </w:rPr>
-        <w:t>发明专利交底书 · 件2 时变余光限制装置</w:t>
+        <w:t>发明专利交底书 · 现行第一件 占用态余光与通气孔</w:t>
       </w:r>
     </w:p>
     <w:p>
@@ -23,7 +23,7 @@
           <w:rFonts w:ascii="微软雅黑" w:hAnsi="微软雅黑" w:eastAsia="微软雅黑"/>
           <w:b/>
         </w:rPr>
-        <w:t>一种密闭漂浮舱的时变残余亮度限制装置及控制方法</w:t>
+        <w:t>一种带呼吸通气孔的漂浮舱占用态残余光限制装置及控制方法</w:t>
       </w:r>
     </w:p>
     <w:p>
@@ -52,7 +52,7 @@
           <w:b w:val="0"/>
           <w:color w:val="555555"/>
         </w:rPr>
-        <w:t xml:space="preserve">。能写的是：用它当装置的时变上限并拿来联锁。 对应 </w:t>
+        <w:t xml:space="preserve">。 对应 </w:t>
       </w:r>
       <w:r>
         <w:rPr>
@@ -82,14 +82,14 @@
           <w:b w:val="0"/>
           <w:color w:val="555555"/>
         </w:rPr>
-        <w:t xml:space="preserve">；余辉 </w:t>
+        <w:t>、</w:t>
       </w:r>
       <w:r>
         <w:rPr>
           <w:rFonts w:ascii="微软雅黑" w:hAnsi="微软雅黑" w:eastAsia="微软雅黑"/>
           <w:color w:val="555555"/>
         </w:rPr>
-        <w:t>042</w:t>
+        <w:t>030</w:t>
       </w:r>
       <w:r>
         <w:rPr>
@@ -97,7 +97,52 @@
           <w:b w:val="0"/>
           <w:color w:val="555555"/>
         </w:rPr>
-        <w:t xml:space="preserve"> 只作为同一探头看到的残余源之一，不单独立案。菜单见 </w:t>
+        <w:t xml:space="preserve"> 的紫外占用互锁。不写 </w:t>
+      </w:r>
+      <w:r>
+        <w:rPr>
+          <w:rFonts w:ascii="微软雅黑" w:hAnsi="微软雅黑" w:eastAsia="微软雅黑"/>
+          <w:color w:val="555555"/>
+        </w:rPr>
+        <w:t>028</w:t>
+      </w:r>
+      <w:r>
+        <w:rPr>
+          <w:rFonts w:ascii="微软雅黑" w:hAnsi="微软雅黑" w:eastAsia="微软雅黑"/>
+          <w:b w:val="0"/>
+          <w:color w:val="555555"/>
+        </w:rPr>
+        <w:t xml:space="preserve"> 气相臭氧，不写 </w:t>
+      </w:r>
+      <w:r>
+        <w:rPr>
+          <w:rFonts w:ascii="微软雅黑" w:hAnsi="微软雅黑" w:eastAsia="微软雅黑"/>
+          <w:color w:val="555555"/>
+        </w:rPr>
+        <w:t>043</w:t>
+      </w:r>
+      <w:r>
+        <w:rPr>
+          <w:rFonts w:ascii="微软雅黑" w:hAnsi="微软雅黑" w:eastAsia="微软雅黑"/>
+          <w:b w:val="0"/>
+          <w:color w:val="555555"/>
+        </w:rPr>
+        <w:t xml:space="preserve"> 漏光地图。 现机确认见 </w:t>
+      </w:r>
+      <w:r>
+        <w:rPr>
+          <w:rFonts w:ascii="微软雅黑" w:hAnsi="微软雅黑" w:eastAsia="微软雅黑"/>
+          <w:color w:val="555555"/>
+        </w:rPr>
+        <w:t>patent-drafts/工程师确认-空舱现状与改判.md</w:t>
+      </w:r>
+      <w:r>
+        <w:rPr>
+          <w:rFonts w:ascii="微软雅黑" w:hAnsi="微软雅黑" w:eastAsia="微软雅黑"/>
+          <w:b w:val="0"/>
+          <w:color w:val="555555"/>
+        </w:rPr>
+        <w:t xml:space="preserve">。菜单见 </w:t>
       </w:r>
       <w:r>
         <w:rPr>
@@ -184,7 +229,7 @@
                 <w:rFonts w:ascii="微软雅黑" w:hAnsi="微软雅黑" w:eastAsia="微软雅黑"/>
                 <w:b w:val="0"/>
               </w:rPr>
-              <w:t>【填：v0.1 / 日期】</w:t>
+              <w:t>v0.2 / 2026-09-06（已写入现机事实，6 个是非题未齐）</w:t>
             </w:r>
           </w:p>
         </w:tc>
@@ -216,7 +261,7 @@
                 <w:rFonts w:ascii="微软雅黑" w:hAnsi="微软雅黑" w:eastAsia="微软雅黑"/>
                 <w:b w:val="0"/>
               </w:rPr>
-              <w:t>【填】</w:t>
+              <w:t>对话确认</w:t>
             </w:r>
           </w:p>
         </w:tc>
@@ -248,7 +293,7 @@
                 <w:rFonts w:ascii="微软雅黑" w:hAnsi="微软雅黑" w:eastAsia="微软雅黑"/>
                 <w:b w:val="0"/>
               </w:rPr>
-              <w:t>【填】</w:t>
+              <w:t>【填：工程师姓名，必须签字】</w:t>
             </w:r>
           </w:p>
         </w:tc>
@@ -265,7 +310,7 @@
                 <w:rFonts w:ascii="微软雅黑" w:hAnsi="微软雅黑" w:eastAsia="微软雅黑"/>
                 <w:b w:val="0"/>
               </w:rPr>
-              <w:t>采访日期与场地</w:t>
+              <w:t>采访日期</w:t>
             </w:r>
           </w:p>
         </w:tc>
@@ -280,7 +325,7 @@
                 <w:rFonts w:ascii="微软雅黑" w:hAnsi="微软雅黑" w:eastAsia="微软雅黑"/>
                 <w:b w:val="0"/>
               </w:rPr>
-              <w:t>【填】</w:t>
+              <w:t>2026-09-06 起</w:t>
             </w:r>
           </w:p>
         </w:tc>
@@ -329,6 +374,135 @@
           <w:rFonts w:ascii="微软雅黑" w:hAnsi="微软雅黑" w:eastAsia="微软雅黑"/>
           <w:b w:val="0"/>
         </w:rPr>
+        <w:t>已确认的现机事实（写入说明书的前提，不要改口）</w:t>
+      </w:r>
+    </w:p>
+    <w:p>
+      <w:pPr>
+        <w:pStyle w:val="ListBullet"/>
+      </w:pPr>
+      <w:r>
+        <w:rPr>
+          <w:rFonts w:ascii="微软雅黑" w:hAnsi="微软雅黑" w:eastAsia="微软雅黑"/>
+          <w:b w:val="0"/>
+        </w:rPr>
+        <w:t xml:space="preserve">占用时 </w:t>
+      </w:r>
+      <w:r>
+        <w:rPr>
+          <w:rFonts w:ascii="微软雅黑" w:hAnsi="微软雅黑" w:eastAsia="微软雅黑"/>
+          <w:b/>
+        </w:rPr>
+        <w:t>关闭舱门</w:t>
+      </w:r>
+      <w:r>
+        <w:rPr>
+          <w:rFonts w:ascii="微软雅黑" w:hAnsi="微软雅黑" w:eastAsia="微软雅黑"/>
+          <w:b w:val="0"/>
+        </w:rPr>
+        <w:t>。</w:t>
+      </w:r>
+    </w:p>
+    <w:p>
+      <w:pPr>
+        <w:pStyle w:val="ListBullet"/>
+      </w:pPr>
+      <w:r>
+        <w:rPr>
+          <w:rFonts w:ascii="微软雅黑" w:hAnsi="微软雅黑" w:eastAsia="微软雅黑"/>
+          <w:b w:val="0"/>
+        </w:rPr>
+        <w:t xml:space="preserve">舱上 </w:t>
+      </w:r>
+      <w:r>
+        <w:rPr>
+          <w:rFonts w:ascii="微软雅黑" w:hAnsi="微软雅黑" w:eastAsia="微软雅黑"/>
+          <w:b/>
+        </w:rPr>
+        <w:t>有通气孔</w:t>
+      </w:r>
+      <w:r>
+        <w:rPr>
+          <w:rFonts w:ascii="微软雅黑" w:hAnsi="微软雅黑" w:eastAsia="微软雅黑"/>
+          <w:b w:val="0"/>
+        </w:rPr>
+        <w:t>，因为人躺着要呼吸。因此不是气密舱。</w:t>
+      </w:r>
+    </w:p>
+    <w:p>
+      <w:pPr>
+        <w:pStyle w:val="ListBullet"/>
+      </w:pPr>
+      <w:r>
+        <w:rPr>
+          <w:rFonts w:ascii="微软雅黑" w:hAnsi="微软雅黑" w:eastAsia="微软雅黑"/>
+          <w:b/>
+        </w:rPr>
+        <w:t>舱内配有紫外灯管</w:t>
+      </w:r>
+      <w:r>
+        <w:rPr>
+          <w:rFonts w:ascii="微软雅黑" w:hAnsi="微软雅黑" w:eastAsia="微软雅黑"/>
+          <w:b w:val="0"/>
+        </w:rPr>
+        <w:t>。</w:t>
+      </w:r>
+    </w:p>
+    <w:p>
+      <w:pPr>
+        <w:pStyle w:val="ListBullet"/>
+      </w:pPr>
+      <w:r>
+        <w:rPr>
+          <w:rFonts w:ascii="微软雅黑" w:hAnsi="微软雅黑" w:eastAsia="微软雅黑"/>
+          <w:b/>
+        </w:rPr>
+        <w:t>内壁没有光催化涂层</w:t>
+      </w:r>
+      <w:r>
+        <w:rPr>
+          <w:rFonts w:ascii="微软雅黑" w:hAnsi="微软雅黑" w:eastAsia="微软雅黑"/>
+          <w:b w:val="0"/>
+        </w:rPr>
+        <w:t>。不要写涂层余辉。</w:t>
+      </w:r>
+    </w:p>
+    <w:p>
+      <w:pPr>
+        <w:pStyle w:val="ListBullet"/>
+      </w:pPr>
+      <w:r>
+        <w:rPr>
+          <w:rFonts w:ascii="微软雅黑" w:hAnsi="微软雅黑" w:eastAsia="微软雅黑"/>
+          <w:b w:val="0"/>
+        </w:rPr>
+        <w:t>臭氧接到液体、回填前无臭氧探头：与本件光通道无关，</w:t>
+      </w:r>
+      <w:r>
+        <w:rPr>
+          <w:rFonts w:ascii="微软雅黑" w:hAnsi="微软雅黑" w:eastAsia="微软雅黑"/>
+          <w:b/>
+        </w:rPr>
+        <w:t>不要写进本交底书当发明点</w:t>
+      </w:r>
+      <w:r>
+        <w:rPr>
+          <w:rFonts w:ascii="微软雅黑" w:hAnsi="微软雅黑" w:eastAsia="微软雅黑"/>
+          <w:b w:val="0"/>
+        </w:rPr>
+        <w:t>，也不要写成「我们改接到气体」。</w:t>
+      </w:r>
+    </w:p>
+    <w:p/>
+    <w:p>
+      <w:pPr>
+        <w:pStyle w:val="Heading2"/>
+      </w:pPr>
+      <w:r>
+        <w:rPr>
+          <w:rFonts w:ascii="微软雅黑" w:hAnsi="微软雅黑" w:eastAsia="微软雅黑"/>
+          <w:b w:val="0"/>
+        </w:rPr>
         <w:t>第一节 名称与一句话定位</w:t>
       </w:r>
     </w:p>
@@ -348,7 +522,7 @@
           <w:rFonts w:ascii="微软雅黑" w:hAnsi="微软雅黑" w:eastAsia="微软雅黑"/>
           <w:b w:val="0"/>
         </w:rPr>
-        <w:t xml:space="preserve"> 一种密闭漂浮舱的时变残余亮度限制装置及控制方法</w:t>
+        <w:t xml:space="preserve"> 一种带呼吸通气孔的漂浮舱占用态残余光限制装置及控制方法</w:t>
       </w:r>
     </w:p>
     <w:p>
@@ -367,7 +541,7 @@
           <w:rFonts w:ascii="微软雅黑" w:hAnsi="微软雅黑" w:eastAsia="微软雅黑"/>
           <w:b w:val="0"/>
         </w:rPr>
-        <w:t xml:space="preserve"> 占用越久，允许剩下的可见残余光越严；越界就判定深度低刺激模式不成立。</w:t>
+        <w:t xml:space="preserve"> 人在舱里、门关着、还要能呼吸的时候，把舱内紫外灯和从通气孔进来的可见光管住；占用越久，允许剩下的可见光越严。</w:t>
       </w:r>
     </w:p>
     <w:p>
@@ -386,7 +560,20 @@
           <w:rFonts w:ascii="微软雅黑" w:hAnsi="微软雅黑" w:eastAsia="微软雅黑"/>
           <w:b w:val="0"/>
         </w:rPr>
-        <w:t xml:space="preserve"> 不主张暗适应现象本身；不写成高盐发明；不写疗效、助眠、迷走；不做漏光空间测绘（那要实验）。</w:t>
+        <w:t xml:space="preserve"> 不主张紫外消毒；不主张封闭气腔；不主张光触媒或臭氧；不主张暗适应现象本身；不写高盐、疗效、迷走。</w:t>
+      </w:r>
+    </w:p>
+    <w:p>
+      <w:pPr>
+        <w:ind w:left="360"/>
+      </w:pPr>
+      <w:r>
+        <w:rPr>
+          <w:rFonts w:ascii="微软雅黑" w:hAnsi="微软雅黑" w:eastAsia="微软雅黑"/>
+          <w:b w:val="0"/>
+          <w:color w:val="555555"/>
+        </w:rPr>
+        <w:t>✅ 写够了：这一节不出现杀菌率、助眠、激活迷走。</w:t>
       </w:r>
     </w:p>
     <w:p/>
@@ -418,7 +605,7 @@
           <w:rFonts w:ascii="微软雅黑" w:hAnsi="微软雅黑" w:eastAsia="微软雅黑"/>
           <w:b w:val="0"/>
         </w:rPr>
-        <w:t xml:space="preserve"> 【填：舱内灯怎么关、有没有「全黑」宣传、安全摄像头要不要补光】</w:t>
+        <w:t xml:space="preserve"> 宣传「全黑舱」；紫外灯做会话间消毒；舱门一关当密闭。实际漂浮舱必须给人呼吸，门关了也要留通气孔。</w:t>
       </w:r>
     </w:p>
     <w:p>
@@ -430,14 +617,19 @@
           <w:rFonts w:ascii="微软雅黑" w:hAnsi="微软雅黑" w:eastAsia="微软雅黑"/>
           <w:b/>
         </w:rPr>
-        <w:t>别人的做法为什么不够：</w:t>
+        <w:t>别人的做法在我们这里为什么不够：</w:t>
       </w:r>
+    </w:p>
+    <w:p>
+      <w:pPr>
+        <w:pStyle w:val="ListNumber"/>
+      </w:pPr>
       <w:r>
         <w:rPr>
           <w:rFonts w:ascii="微软雅黑" w:hAnsi="微软雅黑" w:eastAsia="微软雅黑"/>
           <w:b w:val="0"/>
         </w:rPr>
-        <w:t xml:space="preserve"> 用一个固定的「够黑」指标。公开的暗适应曲线表明，人眼灵敏度在一次会话的时间尺度上会提高好几个数量级，静态指标在后半程必然失配。引用 </w:t>
+        <w:t>固定的「够黑」指标。公开暗适应曲线表明，一次会话时间尺度上人眼灵敏度会提高好几个数量级，后半程原先看不见的光会变成看得见的（</w:t>
       </w:r>
       <w:r>
         <w:rPr>
@@ -451,7 +643,31 @@
           <w:rFonts w:ascii="微软雅黑" w:hAnsi="微软雅黑" w:eastAsia="微软雅黑"/>
           <w:b w:val="0"/>
         </w:rPr>
-        <w:t xml:space="preserve"> 对应的公开文献即可，不要写成你们测过受试者。</w:t>
+        <w:t>）。不要写成我们测过受试者。</w:t>
+      </w:r>
+    </w:p>
+    <w:p>
+      <w:pPr>
+        <w:pStyle w:val="ListNumber"/>
+      </w:pPr>
+      <w:r>
+        <w:rPr>
+          <w:rFonts w:ascii="微软雅黑" w:hAnsi="微软雅黑" w:eastAsia="微软雅黑"/>
+          <w:b w:val="0"/>
+        </w:rPr>
+        <w:t>通气孔是呼吸所必需，也是一条直视漏光路径。整体把孔堵死，人无法呼吸；完全敞着，暗环境从孔漏光。</w:t>
+      </w:r>
+    </w:p>
+    <w:p>
+      <w:pPr>
+        <w:pStyle w:val="ListNumber"/>
+      </w:pPr>
+      <w:r>
+        <w:rPr>
+          <w:rFonts w:ascii="微软雅黑" w:hAnsi="微软雅黑" w:eastAsia="微软雅黑"/>
+          <w:b w:val="0"/>
+        </w:rPr>
+        <w:t>舱内紫外灯在空舱时段有用，占用时段一旦误开，既是安全事故也是最强残余光源。</w:t>
       </w:r>
     </w:p>
     <w:p>
@@ -463,14 +679,135 @@
           <w:rFonts w:ascii="微软雅黑" w:hAnsi="微软雅黑" w:eastAsia="微软雅黑"/>
           <w:b/>
         </w:rPr>
-        <w:t>必须绕开：</w:t>
+        <w:t>必须绕开、不能当发明点的：</w:t>
+      </w:r>
+    </w:p>
+    <w:p>
+      <w:pPr>
+        <w:pStyle w:val="ListBullet"/>
+      </w:pPr>
+      <w:r>
+        <w:rPr>
+          <w:rFonts w:ascii="微软雅黑" w:hAnsi="微软雅黑" w:eastAsia="微软雅黑"/>
+          <w:b w:val="0"/>
+        </w:rPr>
+        <w:t>暗适应测量仪专利族</w:t>
+      </w:r>
+    </w:p>
+    <w:p>
+      <w:pPr>
+        <w:pStyle w:val="ListBullet"/>
+      </w:pPr>
+      <w:r>
+        <w:rPr>
+          <w:rFonts w:ascii="微软雅黑" w:hAnsi="微软雅黑" w:eastAsia="微软雅黑"/>
+          <w:b w:val="0"/>
+        </w:rPr>
+        <w:t>紫外消毒舱 / 带杀菌灯的浴缸（</w:t>
+      </w:r>
+      <w:r>
+        <w:rPr>
+          <w:rFonts w:ascii="微软雅黑" w:hAnsi="微软雅黑" w:eastAsia="微软雅黑"/>
+          <w:color w:val="B03060"/>
+        </w:rPr>
+        <w:t>028</w:t>
       </w:r>
       <w:r>
         <w:rPr>
           <w:rFonts w:ascii="微软雅黑" w:hAnsi="微软雅黑" w:eastAsia="微软雅黑"/>
           <w:b w:val="0"/>
         </w:rPr>
-        <w:t xml:space="preserve"> 暗适应测量仪专利族；反相消光（已打掉）；电致变色膜本身。</w:t>
+        <w:t xml:space="preserve"> 已排除这种宽写法）</w:t>
+      </w:r>
+    </w:p>
+    <w:p>
+      <w:pPr>
+        <w:pStyle w:val="ListBullet"/>
+      </w:pPr>
+      <w:r>
+        <w:rPr>
+          <w:rFonts w:ascii="微软雅黑" w:hAnsi="微软雅黑" w:eastAsia="微软雅黑"/>
+          <w:b w:val="0"/>
+        </w:rPr>
+        <w:t>暗室迷宫通风本身（挡光弯头是公知建筑/暗室手段，只能当从权）</w:t>
+      </w:r>
+    </w:p>
+    <w:p>
+      <w:pPr>
+        <w:pStyle w:val="ListBullet"/>
+      </w:pPr>
+      <w:r>
+        <w:rPr>
+          <w:rFonts w:ascii="微软雅黑" w:hAnsi="微软雅黑" w:eastAsia="微软雅黑"/>
+          <w:b w:val="0"/>
+        </w:rPr>
+        <w:t>电致变色膜本身（</w:t>
+      </w:r>
+      <w:r>
+        <w:rPr>
+          <w:rFonts w:ascii="微软雅黑" w:hAnsi="微软雅黑" w:eastAsia="微软雅黑"/>
+          <w:color w:val="B03060"/>
+        </w:rPr>
+        <w:t>045</w:t>
+      </w:r>
+      <w:r>
+        <w:rPr>
+          <w:rFonts w:ascii="微软雅黑" w:hAnsi="微软雅黑" w:eastAsia="微软雅黑"/>
+          <w:b w:val="0"/>
+        </w:rPr>
+        <w:t>）</w:t>
+      </w:r>
+    </w:p>
+    <w:p>
+      <w:pPr>
+        <w:pStyle w:val="ListBullet"/>
+      </w:pPr>
+      <w:r>
+        <w:rPr>
+          <w:rFonts w:ascii="微软雅黑" w:hAnsi="微软雅黑" w:eastAsia="微软雅黑"/>
+          <w:b w:val="0"/>
+        </w:rPr>
+        <w:t>反相消光（</w:t>
+      </w:r>
+      <w:r>
+        <w:rPr>
+          <w:rFonts w:ascii="微软雅黑" w:hAnsi="微软雅黑" w:eastAsia="微软雅黑"/>
+          <w:color w:val="B03060"/>
+        </w:rPr>
+        <w:t>044</w:t>
+      </w:r>
+      <w:r>
+        <w:rPr>
+          <w:rFonts w:ascii="微软雅黑" w:hAnsi="微软雅黑" w:eastAsia="微软雅黑"/>
+          <w:b w:val="0"/>
+        </w:rPr>
+        <w:t xml:space="preserve"> 已打掉）</w:t>
+      </w:r>
+    </w:p>
+    <w:p>
+      <w:pPr>
+        <w:pStyle w:val="ListBullet"/>
+      </w:pPr>
+      <w:r>
+        <w:rPr>
+          <w:rFonts w:ascii="微软雅黑" w:hAnsi="微软雅黑" w:eastAsia="微软雅黑"/>
+          <w:b w:val="0"/>
+        </w:rPr>
+        <w:t>漂浮舱 UV+臭氧消毒本身（</w:t>
+      </w:r>
+      <w:r>
+        <w:rPr>
+          <w:rFonts w:ascii="微软雅黑" w:hAnsi="微软雅黑" w:eastAsia="微软雅黑"/>
+          <w:color w:val="B03060"/>
+        </w:rPr>
+        <w:t>PAT-PRI-065</w:t>
+      </w:r>
+      <w:r>
+        <w:rPr>
+          <w:rFonts w:ascii="微软雅黑" w:hAnsi="微软雅黑" w:eastAsia="微软雅黑"/>
+          <w:b w:val="0"/>
+        </w:rPr>
+        <w:t>、US9956374）</w:t>
       </w:r>
     </w:p>
     <w:p/>
@@ -493,9 +830,28 @@
       <w:r>
         <w:rPr>
           <w:rFonts w:ascii="微软雅黑" w:hAnsi="微软雅黑" w:eastAsia="微软雅黑"/>
+          <w:b/>
+        </w:rPr>
+        <w:t>本机真实冲突（已确认）：</w:t>
+      </w:r>
+      <w:r>
+        <w:rPr>
+          <w:rFonts w:ascii="微软雅黑" w:hAnsi="微软雅黑" w:eastAsia="微软雅黑"/>
           <w:b w:val="0"/>
         </w:rPr>
-        <w:t>占用期间既要人眼看起来足够暗，又要能监测舱内是否安全。可见光一开就破坏暗环境；指示灯、缝漏、涂层余辉在会话后半程会从「看不见」变成「看得见」。固定照度合格线解决不了时间轴上的失配。</w:t>
+        <w:t xml:space="preserve"> 必须关舱门；必须留通气孔让人呼吸；舱内装了紫外灯管；占用期间又要求足够暗。这四件事同时成立。</w:t>
+      </w:r>
+    </w:p>
+    <w:p>
+      <w:pPr>
+        <w:jc w:val="left"/>
+      </w:pPr>
+      <w:r>
+        <w:rPr>
+          <w:rFonts w:ascii="微软雅黑" w:hAnsi="微软雅黑" w:eastAsia="微软雅黑"/>
+          <w:b w:val="0"/>
+        </w:rPr>
+        <w:t>固定照度合格线解决不了时间轴上的失配。把通气孔堵死解决不了呼吸。把紫外灯当普通照明或当「一直可以开的消毒灯」，占用态会被直接照穿。</w:t>
       </w:r>
     </w:p>
     <w:p>
@@ -507,14 +863,31 @@
           <w:rFonts w:ascii="微软雅黑" w:hAnsi="微软雅黑" w:eastAsia="微软雅黑"/>
           <w:b/>
         </w:rPr>
-        <w:t>本机真实光源：</w:t>
+        <w:t>本机真实光源（已确认 + 待补）：</w:t>
       </w:r>
+    </w:p>
+    <w:p>
+      <w:pPr>
+        <w:pStyle w:val="ListBullet"/>
+      </w:pPr>
       <w:r>
         <w:rPr>
           <w:rFonts w:ascii="微软雅黑" w:hAnsi="微软雅黑" w:eastAsia="微软雅黑"/>
           <w:b w:val="0"/>
         </w:rPr>
-        <w:t xml:space="preserve"> 【填：电源灯、触摸屏、门缝、涂层、其它】</w:t>
+        <w:t>已确认：舱内紫外灯管</w:t>
+      </w:r>
+    </w:p>
+    <w:p>
+      <w:pPr>
+        <w:pStyle w:val="ListBullet"/>
+      </w:pPr>
+      <w:r>
+        <w:rPr>
+          <w:rFonts w:ascii="微软雅黑" w:hAnsi="微软雅黑" w:eastAsia="微软雅黑"/>
+          <w:b w:val="0"/>
+        </w:rPr>
+        <w:t>待补：【填：指示灯、触摸屏、门缝、舱外灯光经通气孔射入、其它】</w:t>
       </w:r>
     </w:p>
     <w:p/>
@@ -539,7 +912,7 @@
           <w:rFonts w:ascii="微软雅黑" w:hAnsi="微软雅黑" w:eastAsia="微软雅黑"/>
           <w:b w:val="0"/>
         </w:rPr>
-        <w:t>4.1 可见光通道</w:t>
+        <w:t>4.1 舱门与通气孔（已确认有，细节待补）</w:t>
       </w:r>
     </w:p>
     <w:p>
@@ -551,7 +924,7 @@
           <w:rFonts w:ascii="微软雅黑" w:hAnsi="微软雅黑" w:eastAsia="微软雅黑"/>
           <w:b w:val="0"/>
         </w:rPr>
-        <w:t>【工程师确认：占用时可见光能硬件断电】 能 / 不能（不能则件2不要递，或保护会极窄）</w:t>
+        <w:t>占用态：舱门关闭，通气孔保持气道开放。</w:t>
       </w:r>
     </w:p>
     <w:p>
@@ -563,7 +936,69 @@
           <w:rFonts w:ascii="微软雅黑" w:hAnsi="微软雅黑" w:eastAsia="微软雅黑"/>
           <w:b w:val="0"/>
         </w:rPr>
-        <w:t>【填：断的是哪一路、是否不依赖调光软件】</w:t>
+        <w:t>【填：通气孔数量、位置（头顶/脚端/舱顶/门周边）、孔径大概量级。没有尺子就说「大约一个硬币 / 一指」，不要编毫米】</w:t>
+      </w:r>
+    </w:p>
+    <w:p>
+      <w:pPr>
+        <w:jc w:val="left"/>
+      </w:pPr>
+      <w:r>
+        <w:rPr>
+          <w:rFonts w:ascii="微软雅黑" w:hAnsi="微软雅黑" w:eastAsia="微软雅黑"/>
+          <w:b w:val="0"/>
+        </w:rPr>
+        <w:t>【待工程师确认 · 挡光气道】做 / 不做</w:t>
+      </w:r>
+    </w:p>
+    <w:p>
+      <w:pPr>
+        <w:jc w:val="left"/>
+      </w:pPr>
+      <w:r>
+        <w:rPr>
+          <w:rFonts w:ascii="微软雅黑" w:hAnsi="微软雅黑" w:eastAsia="微软雅黑"/>
+          <w:b w:val="0"/>
+        </w:rPr>
+        <w:t>若做：通气孔带弯头或迷宫，气流可过，从舱外沿孔轴线不能直视舱内眼位。这是优选实施例，不是现机已有零件——现机只确认「有孔」。</w:t>
+      </w:r>
+    </w:p>
+    <w:p>
+      <w:pPr>
+        <w:jc w:val="left"/>
+      </w:pPr>
+      <w:r>
+        <w:rPr>
+          <w:rFonts w:ascii="微软雅黑" w:hAnsi="微软雅黑" w:eastAsia="微软雅黑"/>
+          <w:b w:val="0"/>
+        </w:rPr>
+        <w:t>若不做：说明书仍写通气孔是漏光路径，权利要求会更窄，由代理师定。</w:t>
+      </w:r>
+    </w:p>
+    <w:p>
+      <w:pPr>
+        <w:jc w:val="left"/>
+      </w:pPr>
+      <w:r>
+        <w:rPr>
+          <w:rFonts w:ascii="微软雅黑" w:hAnsi="微软雅黑" w:eastAsia="微软雅黑"/>
+          <w:b w:val="0"/>
+        </w:rPr>
+        <w:t xml:space="preserve">不要写漏光空间分布图，那是 </w:t>
+      </w:r>
+      <w:r>
+        <w:rPr>
+          <w:rFonts w:ascii="微软雅黑" w:hAnsi="微软雅黑" w:eastAsia="微软雅黑"/>
+          <w:color w:val="B03060"/>
+        </w:rPr>
+        <w:t>043</w:t>
+      </w:r>
+      <w:r>
+        <w:rPr>
+          <w:rFonts w:ascii="微软雅黑" w:hAnsi="微软雅黑" w:eastAsia="微软雅黑"/>
+          <w:b w:val="0"/>
+        </w:rPr>
+        <w:t>，要实验。</w:t>
       </w:r>
     </w:p>
     <w:p>
@@ -575,7 +1010,103 @@
           <w:rFonts w:ascii="微软雅黑" w:hAnsi="微软雅黑" w:eastAsia="微软雅黑"/>
           <w:b w:val="0"/>
         </w:rPr>
-        <w:t>4.2 近红外监测（</w:t>
+        <w:t>4.2 紫外灯管与占用互锁</w:t>
+      </w:r>
+    </w:p>
+    <w:p>
+      <w:pPr>
+        <w:jc w:val="left"/>
+      </w:pPr>
+      <w:r>
+        <w:rPr>
+          <w:rFonts w:ascii="微软雅黑" w:hAnsi="微软雅黑" w:eastAsia="微软雅黑"/>
+          <w:b w:val="0"/>
+        </w:rPr>
+        <w:t>【工程师确认：占用时紫外灯管能硬件断电】 能 / 不能</w:t>
+      </w:r>
+    </w:p>
+    <w:p>
+      <w:pPr>
+        <w:jc w:val="left"/>
+      </w:pPr>
+      <w:r>
+        <w:rPr>
+          <w:rFonts w:ascii="微软雅黑" w:hAnsi="微软雅黑" w:eastAsia="微软雅黑"/>
+          <w:b w:val="0"/>
+        </w:rPr>
+        <w:t>【填：断的是哪一路、继电器还是接触器、是否不依赖软件。不能硬件断则本件极窄，建议先改接线】</w:t>
+      </w:r>
+    </w:p>
+    <w:p>
+      <w:pPr>
+        <w:jc w:val="left"/>
+      </w:pPr>
+      <w:r>
+        <w:rPr>
+          <w:rFonts w:ascii="微软雅黑" w:hAnsi="微软雅黑" w:eastAsia="微软雅黑"/>
+          <w:b w:val="0"/>
+        </w:rPr>
+        <w:t>空舱、无人时紫外允许通电。不要主张「紫外能杀菌」的效果，只写状态允许。</w:t>
+      </w:r>
+    </w:p>
+    <w:p>
+      <w:pPr>
+        <w:jc w:val="left"/>
+      </w:pPr>
+      <w:r>
+        <w:rPr>
+          <w:rFonts w:ascii="微软雅黑" w:hAnsi="微软雅黑" w:eastAsia="微软雅黑"/>
+          <w:b w:val="0"/>
+        </w:rPr>
+        <w:t>可见光照明若另有一路：【填：有/无；占用时是否同样硬件断】</w:t>
+      </w:r>
+    </w:p>
+    <w:p>
+      <w:pPr>
+        <w:pStyle w:val="Heading3"/>
+      </w:pPr>
+      <w:r>
+        <w:rPr>
+          <w:rFonts w:ascii="微软雅黑" w:hAnsi="微软雅黑" w:eastAsia="微软雅黑"/>
+          <w:b w:val="0"/>
+        </w:rPr>
+        <w:t>4.3 占用信号</w:t>
+      </w:r>
+    </w:p>
+    <w:p>
+      <w:pPr>
+        <w:jc w:val="left"/>
+      </w:pPr>
+      <w:r>
+        <w:rPr>
+          <w:rFonts w:ascii="微软雅黑" w:hAnsi="微软雅黑" w:eastAsia="微软雅黑"/>
+          <w:b w:val="0"/>
+        </w:rPr>
+        <w:t>【填：门磁 / 液位 / 红外 / 其它 / 没有】</w:t>
+      </w:r>
+    </w:p>
+    <w:p>
+      <w:pPr>
+        <w:jc w:val="left"/>
+      </w:pPr>
+      <w:r>
+        <w:rPr>
+          <w:rFonts w:ascii="微软雅黑" w:hAnsi="微软雅黑" w:eastAsia="微软雅黑"/>
+          <w:b w:val="0"/>
+        </w:rPr>
+        <w:t>没有可靠占用信号，紫外互锁写不成，本件不要递。</w:t>
+      </w:r>
+    </w:p>
+    <w:p>
+      <w:pPr>
+        <w:pStyle w:val="Heading3"/>
+      </w:pPr>
+      <w:r>
+        <w:rPr>
+          <w:rFonts w:ascii="微软雅黑" w:hAnsi="微软雅黑" w:eastAsia="微软雅黑"/>
+          <w:b w:val="0"/>
+        </w:rPr>
+        <w:t>4.4 近红外监测（</w:t>
       </w:r>
       <w:r>
         <w:rPr>
@@ -613,7 +1144,7 @@
           <w:rFonts w:ascii="微软雅黑" w:hAnsi="微软雅黑" w:eastAsia="微软雅黑"/>
           <w:b w:val="0"/>
         </w:rPr>
-        <w:t>【填：波长大致范围（厂家标称即可）；安装位置；与眼位是否直射。没有成像也可以只保留探头】</w:t>
+        <w:t>没有也可以写，监护手段变窄。不要用可见光补光。</w:t>
       </w:r>
     </w:p>
     <w:p>
@@ -625,7 +1156,7 @@
           <w:rFonts w:ascii="微软雅黑" w:hAnsi="微软雅黑" w:eastAsia="微软雅黑"/>
           <w:b w:val="0"/>
         </w:rPr>
-        <w:t>4.3 眼位探测</w:t>
+        <w:t>4.5 眼位探测</w:t>
       </w:r>
     </w:p>
     <w:p>
@@ -637,7 +1168,19 @@
           <w:rFonts w:ascii="微软雅黑" w:hAnsi="微软雅黑" w:eastAsia="微软雅黑"/>
           <w:b w:val="0"/>
         </w:rPr>
-        <w:t>【填：人仰卧时眼睛朝哪；探头准备装在哪；探头型号或量程出处。达不到文献里绝对视阈的量级也要如实写，由代理师决定权利要求怎么收窄，不要假装探头能量到 10⁻⁶ cd/m²】</w:t>
+        <w:t>【填：人仰卧眼睛朝哪；探头准备装在哪；型号或量程出处。达不到 10⁻⁶ cd/m² 也如实写，不要假装能量到】</w:t>
+      </w:r>
+    </w:p>
+    <w:p>
+      <w:pPr>
+        <w:jc w:val="left"/>
+      </w:pPr>
+      <w:r>
+        <w:rPr>
+          <w:rFonts w:ascii="微软雅黑" w:hAnsi="微软雅黑" w:eastAsia="微软雅黑"/>
+          <w:b w:val="0"/>
+        </w:rPr>
+        <w:t>没有探头时：本件仍可写「时变上限 + 紫外硬件断 + 通气孔挡光」，少闭环，从权变少。由代理师判断能不能靠结构独权站住。</w:t>
       </w:r>
     </w:p>
     <w:p>
@@ -649,7 +1192,7 @@
           <w:rFonts w:ascii="微软雅黑" w:hAnsi="微软雅黑" w:eastAsia="微软雅黑"/>
           <w:b w:val="0"/>
         </w:rPr>
-        <w:t>4.4 时变上限（不要编你们的曲线）</w:t>
+        <w:t>4.6 时变上限（不要编你们的曲线）</w:t>
       </w:r>
     </w:p>
     <w:p>
@@ -661,21 +1204,21 @@
           <w:rFonts w:ascii="微软雅黑" w:hAnsi="微软雅黑" w:eastAsia="微软雅黑"/>
           <w:b w:val="0"/>
         </w:rPr>
-        <w:t>存储器或控制器中存放一条</w:t>
+        <w:t xml:space="preserve">控制器内存一条随占用时长 </w:t>
       </w:r>
       <w:r>
         <w:rPr>
           <w:rFonts w:ascii="微软雅黑" w:hAnsi="微软雅黑" w:eastAsia="微软雅黑"/>
           <w:b/>
         </w:rPr>
-        <w:t>随占用时长单调递减</w:t>
+        <w:t>单调递减</w:t>
       </w:r>
       <w:r>
         <w:rPr>
           <w:rFonts w:ascii="微软雅黑" w:hAnsi="微软雅黑" w:eastAsia="微软雅黑"/>
           <w:b w:val="0"/>
         </w:rPr>
-        <w:t>的残余亮度上限。形状对应公开暗适应曲线的定性特征：先较快下降，约数分钟后出现杆锥转折，其后继续缓降。</w:t>
+        <w:t xml:space="preserve"> 的残余亮度上限。定性对应公开暗适应曲线：先较快下降，约数分钟后杆锥转折，其后缓降。</w:t>
       </w:r>
     </w:p>
     <w:p>
@@ -687,7 +1230,7 @@
           <w:rFonts w:ascii="微软雅黑" w:hAnsi="微软雅黑" w:eastAsia="微软雅黑"/>
           <w:b w:val="0"/>
         </w:rPr>
-        <w:t>【填：曲线是写入控制器的查找表，还是公式。表里的数若来自公开文献，写文献名；不要写「本公司实测」】</w:t>
+        <w:t>【填：查找表还是公式；数从哪篇公开文献来。禁止写「本公司实测」】</w:t>
       </w:r>
     </w:p>
     <w:p>
@@ -699,7 +1242,7 @@
           <w:rFonts w:ascii="微软雅黑" w:hAnsi="微软雅黑" w:eastAsia="微软雅黑"/>
           <w:b w:val="0"/>
         </w:rPr>
-        <w:t>越界时：【填：关哪路残余源 / 仅把深度模式许可置假 / 结束会话。以机器能做的为准】</w:t>
+        <w:t>越界时：【填：切紫外（应已切）/ 提示结束 / 只把深度模式许可置假。以机器能做的为准】</w:t>
       </w:r>
     </w:p>
     <w:p>
@@ -711,43 +1254,69 @@
           <w:rFonts w:ascii="微软雅黑" w:hAnsi="微软雅黑" w:eastAsia="微软雅黑"/>
           <w:b w:val="0"/>
         </w:rPr>
-        <w:t>4.5 余辉（说明书，不单独立案）</w:t>
+        <w:t>4.7 明确不写</w:t>
       </w:r>
     </w:p>
     <w:p>
       <w:pPr>
-        <w:jc w:val="left"/>
+        <w:pStyle w:val="ListBullet"/>
       </w:pPr>
       <w:r>
         <w:rPr>
           <w:rFonts w:ascii="微软雅黑" w:hAnsi="微软雅黑" w:eastAsia="微软雅黑"/>
           <w:b w:val="0"/>
         </w:rPr>
-        <w:t>空舱若做过光催化激发，涂层可能有余辉。眼位探头测到的残余光包含这一部分。占用许可仍受 4.4 同一条上限约束。</w:t>
+        <w:t>光催化涂层余辉（没有涂层）</w:t>
       </w:r>
     </w:p>
     <w:p>
       <w:pPr>
-        <w:jc w:val="left"/>
+        <w:pStyle w:val="ListBullet"/>
       </w:pPr>
       <w:r>
         <w:rPr>
           <w:rFonts w:ascii="微软雅黑" w:hAnsi="微软雅黑" w:eastAsia="微软雅黑"/>
           <w:b w:val="0"/>
         </w:rPr>
-        <w:t>【填：激发结束后现在要等多久才让人进。没有规定就写「未规定」】</w:t>
+        <w:t>臭氧、溴酸盐、回填化学门</w:t>
       </w:r>
     </w:p>
     <w:p>
       <w:pPr>
-        <w:jc w:val="left"/>
+        <w:pStyle w:val="ListBullet"/>
       </w:pPr>
       <w:r>
         <w:rPr>
           <w:rFonts w:ascii="微软雅黑" w:hAnsi="微软雅黑" w:eastAsia="微软雅黑"/>
           <w:b w:val="0"/>
         </w:rPr>
-        <w:t>不要另做余辉衰减实验来「证明相交」。</w:t>
+        <w:t>封闭气腔气相处理</w:t>
+      </w:r>
+    </w:p>
+    <w:p>
+      <w:pPr>
+        <w:pStyle w:val="ListBullet"/>
+      </w:pPr>
+      <w:r>
+        <w:rPr>
+          <w:rFonts w:ascii="微软雅黑" w:hAnsi="微软雅黑" w:eastAsia="微软雅黑"/>
+          <w:b w:val="0"/>
+        </w:rPr>
+        <w:t>可寻址遮光阵列、出厂漏光扫描（</w:t>
+      </w:r>
+      <w:r>
+        <w:rPr>
+          <w:rFonts w:ascii="微软雅黑" w:hAnsi="微软雅黑" w:eastAsia="微软雅黑"/>
+          <w:color w:val="B03060"/>
+        </w:rPr>
+        <w:t>043</w:t>
+      </w:r>
+      <w:r>
+        <w:rPr>
+          <w:rFonts w:ascii="微软雅黑" w:hAnsi="微软雅黑" w:eastAsia="微软雅黑"/>
+          <w:b w:val="0"/>
+        </w:rPr>
+        <w:t>）</w:t>
       </w:r>
     </w:p>
     <w:p/>
@@ -772,7 +1341,7 @@
           <w:rFonts w:ascii="微软雅黑" w:hAnsi="微软雅黑" w:eastAsia="微软雅黑"/>
           <w:b w:val="0"/>
         </w:rPr>
-        <w:t>占用开始：可见光硬件断；近红外按 4.2 工作；计时开始</w:t>
+        <w:t>占用开始：舱门关；通气孔保持开放（若有挡光气道，气道本身一直开着，不靠堵孔）</w:t>
       </w:r>
     </w:p>
     <w:p>
@@ -784,7 +1353,31 @@
           <w:rFonts w:ascii="微软雅黑" w:hAnsi="微软雅黑" w:eastAsia="微软雅黑"/>
           <w:b w:val="0"/>
         </w:rPr>
-        <w:t>按当前时刻读取上限，与探头比较</w:t>
+        <w:t>紫外灯硬件断电；可见光照明若有则同样处理</w:t>
+      </w:r>
+    </w:p>
+    <w:p>
+      <w:pPr>
+        <w:pStyle w:val="ListNumber"/>
+      </w:pPr>
+      <w:r>
+        <w:rPr>
+          <w:rFonts w:ascii="微软雅黑" w:hAnsi="微软雅黑" w:eastAsia="微软雅黑"/>
+          <w:b w:val="0"/>
+        </w:rPr>
+        <w:t>近红外按 4.4；计时开始</w:t>
+      </w:r>
+    </w:p>
+    <w:p>
+      <w:pPr>
+        <w:pStyle w:val="ListNumber"/>
+      </w:pPr>
+      <w:r>
+        <w:rPr>
+          <w:rFonts w:ascii="微软雅黑" w:hAnsi="微软雅黑" w:eastAsia="微软雅黑"/>
+          <w:b w:val="0"/>
+        </w:rPr>
+        <w:t>按当前时刻读上限，有探头则比较</w:t>
       </w:r>
     </w:p>
     <w:p>
@@ -808,7 +1401,7 @@
           <w:rFonts w:ascii="微软雅黑" w:hAnsi="微软雅黑" w:eastAsia="微软雅黑"/>
           <w:b w:val="0"/>
         </w:rPr>
-        <w:t>越界：许可为假，并执行 4.4 的动作</w:t>
+        <w:t>越界：许可为假，执行 4.6 的动作</w:t>
       </w:r>
     </w:p>
     <w:p>
@@ -820,7 +1413,7 @@
           <w:rFonts w:ascii="微软雅黑" w:hAnsi="微软雅黑" w:eastAsia="微软雅黑"/>
           <w:b w:val="0"/>
         </w:rPr>
-        <w:t>占用结束：停止本条联锁；空舱激发仅在占用为假时允许（与件1衔接时写一句即可，不要把件1整段复制进来）</w:t>
+        <w:t>占用结束：允许空舱紫外通电。不要在这一步写臭氧改接到气腔。</w:t>
       </w:r>
     </w:p>
     <w:p/>
@@ -845,7 +1438,43 @@
           <w:rFonts w:ascii="微软雅黑" w:hAnsi="微软雅黑" w:eastAsia="微软雅黑"/>
           <w:b w:val="0"/>
         </w:rPr>
-        <w:t>只写：上限随时间变严，因此后半程不再用开舱时那条松的线。</w:t>
+        <w:t>只写结构上必然发生的事：</w:t>
+      </w:r>
+    </w:p>
+    <w:p>
+      <w:pPr>
+        <w:pStyle w:val="ListBullet"/>
+      </w:pPr>
+      <w:r>
+        <w:rPr>
+          <w:rFonts w:ascii="微软雅黑" w:hAnsi="微软雅黑" w:eastAsia="微软雅黑"/>
+          <w:b w:val="0"/>
+        </w:rPr>
+        <w:t>占用时紫外供电被切断，因此人在舱内时该灯管不能点亮</w:t>
+      </w:r>
+    </w:p>
+    <w:p>
+      <w:pPr>
+        <w:pStyle w:val="ListBullet"/>
+      </w:pPr>
+      <w:r>
+        <w:rPr>
+          <w:rFonts w:ascii="微软雅黑" w:hAnsi="微软雅黑" w:eastAsia="微软雅黑"/>
+          <w:b w:val="0"/>
+        </w:rPr>
+        <w:t>上限随时间变严，后半程不再用开舱时那条松的线</w:t>
+      </w:r>
+    </w:p>
+    <w:p>
+      <w:pPr>
+        <w:pStyle w:val="ListBullet"/>
+      </w:pPr>
+      <w:r>
+        <w:rPr>
+          <w:rFonts w:ascii="微软雅黑" w:hAnsi="微软雅黑" w:eastAsia="微软雅黑"/>
+          <w:b w:val="0"/>
+        </w:rPr>
+        <w:t>若做了挡光气道：直视路径被弯头切断，气道仍通</w:t>
       </w:r>
     </w:p>
     <w:p>
@@ -857,7 +1486,7 @@
           <w:rFonts w:ascii="微软雅黑" w:hAnsi="微软雅黑" w:eastAsia="微软雅黑"/>
           <w:b w:val="0"/>
         </w:rPr>
-        <w:t>不要写：用户更放松、睡眠更好、迷走张力上升。</w:t>
+        <w:t>不要写：用户更放松、睡眠更好、杀菌更干净、迷走张力上升。</w:t>
       </w:r>
     </w:p>
     <w:p>
@@ -869,7 +1498,7 @@
           <w:rFonts w:ascii="微软雅黑" w:hAnsi="微软雅黑" w:eastAsia="微软雅黑"/>
           <w:b w:val="0"/>
         </w:rPr>
-        <w:t>去环境：拿掉「必须很暗」这条需求，本方案不成立。不要靠高盐撑创造性。</w:t>
+        <w:t>去环境：拿掉「必须很暗」或拿掉「人要在里面呼吸」，本方案不成立。不要靠高盐撑创造性。</w:t>
       </w:r>
     </w:p>
     <w:p/>
@@ -882,7 +1511,7 @@
           <w:rFonts w:ascii="微软雅黑" w:hAnsi="微软雅黑" w:eastAsia="微软雅黑"/>
           <w:b w:val="0"/>
         </w:rPr>
-        <w:t>第七节 附图清单</w:t>
+        <w:t>第七节 附图清单（拍照即可）</w:t>
       </w:r>
     </w:p>
     <w:p>
@@ -894,7 +1523,7 @@
           <w:rFonts w:ascii="微软雅黑" w:hAnsi="微软雅黑" w:eastAsia="微软雅黑"/>
           <w:b w:val="0"/>
         </w:rPr>
-        <w:t>【填：可见光断电点】</w:t>
+        <w:t>关着的舱门 + 通气孔位置（现机）</w:t>
       </w:r>
     </w:p>
     <w:p>
@@ -906,7 +1535,7 @@
           <w:rFonts w:ascii="微软雅黑" w:hAnsi="微软雅黑" w:eastAsia="微软雅黑"/>
           <w:b w:val="0"/>
         </w:rPr>
-        <w:t>【填：近红外与探头位置，标出眼位】</w:t>
+        <w:t>舱内紫外灯管位置，标出人仰卧时身体和眼</w:t>
       </w:r>
     </w:p>
     <w:p>
@@ -918,7 +1547,31 @@
           <w:rFonts w:ascii="微软雅黑" w:hAnsi="微软雅黑" w:eastAsia="微软雅黑"/>
           <w:b w:val="0"/>
         </w:rPr>
-        <w:t>【填：时变上限示意图，可手绘单调递减曲线，注明「公开暗适应曲线示意，非本公司实测」】</w:t>
+        <w:t>紫外供电互锁：继电器/断路点（有才拍）</w:t>
+      </w:r>
+    </w:p>
+    <w:p>
+      <w:pPr>
+        <w:pStyle w:val="ListNumber"/>
+      </w:pPr>
+      <w:r>
+        <w:rPr>
+          <w:rFonts w:ascii="微软雅黑" w:hAnsi="微软雅黑" w:eastAsia="微软雅黑"/>
+          <w:b w:val="0"/>
+        </w:rPr>
+        <w:t>挡光气道剖视手绘（仅当 4.1 确认为「做」）</w:t>
+      </w:r>
+    </w:p>
+    <w:p>
+      <w:pPr>
+        <w:pStyle w:val="ListNumber"/>
+      </w:pPr>
+      <w:r>
+        <w:rPr>
+          <w:rFonts w:ascii="微软雅黑" w:hAnsi="微软雅黑" w:eastAsia="微软雅黑"/>
+          <w:b w:val="0"/>
+        </w:rPr>
+        <w:t>时变上限示意图，注明「公开暗适应曲线示意，非本公司实测」</w:t>
       </w:r>
     </w:p>
     <w:p/>
@@ -955,6 +1608,18 @@
           <w:rFonts w:ascii="微软雅黑" w:hAnsi="微软雅黑" w:eastAsia="微软雅黑"/>
           <w:b w:val="0"/>
         </w:rPr>
+        <w:t>[ ] 没有写成封闭气腔、光触媒、臭氧发明</w:t>
+      </w:r>
+    </w:p>
+    <w:p>
+      <w:pPr>
+        <w:pStyle w:val="ListBullet"/>
+      </w:pPr>
+      <w:r>
+        <w:rPr>
+          <w:rFonts w:ascii="微软雅黑" w:hAnsi="微软雅黑" w:eastAsia="微软雅黑"/>
+          <w:b w:val="0"/>
+        </w:rPr>
         <w:t>[ ] 没有高盐、疗效、40Hz</w:t>
       </w:r>
     </w:p>
@@ -979,7 +1644,19 @@
           <w:rFonts w:ascii="微软雅黑" w:hAnsi="微软雅黑" w:eastAsia="微软雅黑"/>
           <w:b w:val="0"/>
         </w:rPr>
-        <w:t>[ ] 可见光断电是硬件还是软件，已如实写</w:t>
+        <w:t>[ ] 挡光气道若未确认做，没有写成现机已有</w:t>
+      </w:r>
+    </w:p>
+    <w:p>
+      <w:pPr>
+        <w:pStyle w:val="ListBullet"/>
+      </w:pPr>
+      <w:r>
+        <w:rPr>
+          <w:rFonts w:ascii="微软雅黑" w:hAnsi="微软雅黑" w:eastAsia="微软雅黑"/>
+          <w:b w:val="0"/>
+        </w:rPr>
+        <w:t>[ ] 紫外断电是硬件还是软件，已如实写</w:t>
       </w:r>
     </w:p>
     <w:tbl>
@@ -1062,6 +1739,13 @@
           </w:tcPr>
           <w:p>
             <w:r/>
+            <w:r>
+              <w:rPr>
+                <w:rFonts w:ascii="微软雅黑" w:hAnsi="微软雅黑" w:eastAsia="微软雅黑"/>
+                <w:b w:val="0"/>
+              </w:rPr>
+              <w:t>对话确认</w:t>
+            </w:r>
           </w:p>
         </w:tc>
         <w:tc>
@@ -1070,6 +1754,13 @@
           </w:tcPr>
           <w:p>
             <w:r/>
+            <w:r>
+              <w:rPr>
+                <w:rFonts w:ascii="微软雅黑" w:hAnsi="微软雅黑" w:eastAsia="微软雅黑"/>
+                <w:b w:val="0"/>
+              </w:rPr>
+              <w:t>2026-09-06</w:t>
+            </w:r>
           </w:p>
         </w:tc>
       </w:tr>
